--- a/templates/Пропуск_транспортный.docx
+++ b/templates/Пропуск_транспортный.docx
@@ -5,6 +5,7 @@
     <w:p>
       <w:pPr>
         <w:spacing w:after="0" w:line="240" w:lineRule="auto"/>
+        <w:jc w:val="both"/>
         <w:rPr>
           <w:lang w:val="ru-RU"/>
         </w:rPr>
@@ -20,7 +21,7 @@
     </w:p>
     <w:p>
       <w:pPr>
-        <w:spacing w:after="0" w:line="240" w:lineRule="auto"/>
+        <w:spacing w:before="240" w:after="0" w:line="240" w:lineRule="auto"/>
         <w:rPr>
           <w:lang w:val="ru-RU"/>
         </w:rPr>
@@ -32,6 +33,14 @@
           <w:lang w:val="ru-RU"/>
         </w:rPr>
         <w:t xml:space="preserve">Область, район, объект: </w:t>
+      </w:r>
+      <w:r>
+        <w:rPr>
+          <w:rFonts w:ascii="Times New Roman" w:hAnsi="Times New Roman"/>
+          <w:sz w:val="24"/>
+          <w:lang w:val="ru-RU"/>
+        </w:rPr>
+        <w:t xml:space="preserve">Гомельская область, </w:t>
       </w:r>
       <w:r>
         <w:rPr>
@@ -90,7 +99,7 @@
     </w:p>
     <w:p>
       <w:pPr>
-        <w:spacing w:after="0" w:line="240" w:lineRule="auto"/>
+        <w:spacing w:before="240" w:after="0" w:line="240" w:lineRule="auto"/>
       </w:pPr>
       <w:r>
         <w:rPr>
@@ -131,7 +140,7 @@
     </w:p>
     <w:p>
       <w:pPr>
-        <w:spacing w:after="0" w:line="240" w:lineRule="auto"/>
+        <w:spacing w:before="240" w:after="0" w:line="240" w:lineRule="auto"/>
         <w:rPr>
           <w:lang w:val="ru-RU"/>
         </w:rPr>
@@ -170,7 +179,7 @@
     </w:p>
     <w:p>
       <w:pPr>
-        <w:spacing w:after="0" w:line="240" w:lineRule="auto"/>
+        <w:spacing w:before="240" w:after="0" w:line="240" w:lineRule="auto"/>
         <w:rPr>
           <w:b/>
           <w:bCs/>
@@ -213,7 +222,7 @@
     </w:p>
     <w:p>
       <w:pPr>
-        <w:spacing w:after="0" w:line="240" w:lineRule="auto"/>
+        <w:spacing w:before="240" w:after="0" w:line="240" w:lineRule="auto"/>
         <w:rPr>
           <w:b/>
           <w:bCs/>
@@ -225,6 +234,14 @@
       <w:r>
         <w:rPr>
           <w:rFonts w:ascii="Times New Roman" w:hAnsi="Times New Roman"/>
+          <w:sz w:val="24"/>
+          <w:lang w:val="ru-RU"/>
+        </w:rPr>
+        <w:t>Цель въезда:</w:t>
+      </w:r>
+      <w:r>
+        <w:rPr>
+          <w:rFonts w:ascii="Times New Roman" w:hAnsi="Times New Roman"/>
           <w:b/>
           <w:bCs/>
           <w:i/>
@@ -232,7 +249,7 @@
           <w:sz w:val="24"/>
           <w:lang w:val="ru-RU"/>
         </w:rPr>
-        <w:t xml:space="preserve">Цель въезда: </w:t>
+        <w:t xml:space="preserve"> </w:t>
       </w:r>
       <w:r>
         <w:rPr>
@@ -260,7 +277,7 @@
     </w:p>
     <w:p>
       <w:pPr>
-        <w:spacing w:after="0" w:line="240" w:lineRule="auto"/>
+        <w:spacing w:before="240" w:after="0" w:line="240" w:lineRule="auto"/>
         <w:rPr>
           <w:lang w:val="ru-RU"/>
         </w:rPr>
@@ -330,15 +347,7 @@
     </w:p>
     <w:p>
       <w:pPr>
-        <w:spacing w:before="120"/>
-        <w:rPr>
-          <w:lang w:val="ru-RU"/>
-        </w:rPr>
-      </w:pPr>
-    </w:p>
-    <w:p>
-      <w:pPr>
-        <w:spacing w:after="0" w:line="240" w:lineRule="auto"/>
+        <w:spacing w:before="240" w:after="0" w:line="240" w:lineRule="auto"/>
         <w:rPr>
           <w:lang w:val="ru-RU"/>
         </w:rPr>

--- a/templates/Пропуск_транспортный.docx
+++ b/templates/Пропуск_транспортный.docx
@@ -179,7 +179,7 @@
     </w:p>
     <w:p>
       <w:pPr>
-        <w:spacing w:before="240" w:after="0" w:line="240" w:lineRule="auto"/>
+        <w:spacing w:after="0" w:line="240" w:lineRule="auto"/>
         <w:rPr>
           <w:b/>
           <w:bCs/>
